--- a/templates/exercise-template-ex4.docx
+++ b/templates/exercise-template-ex4.docx
@@ -1497,7 +1497,7 @@
         <w:br/>
       </w:r>
       <w:r>
-        <w:t xml:space="preserve">Modify the value of E_conv and describe its effect the number of iterations.Provide your code, the output of the SCF calculation and the number of iterations.</w:t>
+        <w:t xml:space="preserve">Modify the value of E_conv and describe its effect the number of iterations. Provide your code, the output of the SCF calculation and the number of iterations.</w:t>
       </w:r>
     </w:p>
     <w:p>

--- a/templates/exercise-template-ex4.docx
+++ b/templates/exercise-template-ex4.docx
@@ -1471,7 +1471,7 @@
         <w:br/>
       </w:r>
       <w:r>
-        <w:t xml:space="preserve">Using the procedure proposed above, calculate the updated coefficients</w:t>
+        <w:t xml:space="preserve">Using the procedure proposed above, calculate the updated coefficients (please add a screenshot of the full code of the SCF loop, together with the output of the cell including the SCF calculation, the final energy, and the number of iterations).</w:t>
       </w:r>
     </w:p>
     <w:p>
